--- a/docs/entregables/00_ESTADO_ACTUAL_PROYECTO.docx
+++ b/docs/entregables/00_ESTADO_ACTUAL_PROYECTO.docx
@@ -128,25 +128,7 @@
           <w:color w:val="0B0B0B"/>
           <w:sz w:val="21"/>
         </w:rPr>
-        <w:t xml:space="preserve">. Postulado a </w:t>
-      </w:r>
-      <w:r>
-        <w:rPr>
-          <w:b/>
-          <w:i w:val="0"/>
-          <w:color w:val="0B0B0B"/>
-          <w:sz w:val="21"/>
-        </w:rPr>
-        <w:t>NEIVA FEST Reto Innova 2026</w:t>
-      </w:r>
-      <w:r>
-        <w:rPr>
-          <w:b w:val="0"/>
-          <w:i w:val="0"/>
-          <w:color w:val="0B0B0B"/>
-          <w:sz w:val="21"/>
-        </w:rPr>
-        <w:t xml:space="preserve"> (22-oct). Próximo hito: montaje completo y primera salida a campo a mediados de noviembre (§9)</w:t>
+        <w:t>. Próximo hito: montaje completo y primera salida a campo a mediados de noviembre (§9)</w:t>
       </w:r>
     </w:p>
     <w:p>
@@ -406,37 +388,6 @@
           <w:sz w:val="21"/>
         </w:rPr>
         <w:t xml:space="preserve">3.  </w:t>
-      </w:r>
-      <w:r>
-        <w:rPr>
-          <w:b/>
-          <w:i w:val="0"/>
-          <w:color w:val="0B0B0B"/>
-          <w:sz w:val="21"/>
-        </w:rPr>
-        <w:t>Concurso.</w:t>
-      </w:r>
-      <w:r>
-        <w:rPr>
-          <w:b w:val="0"/>
-          <w:i w:val="0"/>
-          <w:color w:val="0B0B0B"/>
-          <w:sz w:val="21"/>
-        </w:rPr>
-        <w:t xml:space="preserve"> RiceVi se postuló a NEIVA FEST Reto Innova 2026 con los anexos 2 a 5 y el pitch (§10).</w:t>
-      </w:r>
-    </w:p>
-    <w:p>
-      <w:pPr>
-        <w:spacing w:after="40"/>
-        <w:ind w:left="340"/>
-      </w:pPr>
-      <w:r>
-        <w:rPr>
-          <w:color w:val="52514E"/>
-          <w:sz w:val="21"/>
-        </w:rPr>
-        <w:t xml:space="preserve">4.  </w:t>
       </w:r>
       <w:r>
         <w:rPr>
@@ -1807,44 +1758,6 @@
       </w:r>
     </w:p>
     <w:p>
-      <w:r>
-        <w:rPr>
-          <w:b w:val="0"/>
-          <w:i/>
-          <w:color w:val="0B0B0B"/>
-          <w:sz w:val="21"/>
-        </w:rPr>
-        <w:t>Nota sobre el concurso (§10):</w:t>
-      </w:r>
-      <w:r>
-        <w:rPr>
-          <w:b w:val="0"/>
-          <w:i w:val="0"/>
-          <w:color w:val="0B0B0B"/>
-          <w:sz w:val="21"/>
-        </w:rPr>
-        <w:t xml:space="preserve"> allí las cifras de kg/ha y pesos se presentan como </w:t>
-      </w:r>
-      <w:r>
-        <w:rPr>
-          <w:b/>
-          <w:i w:val="0"/>
-          <w:color w:val="0B0B0B"/>
-          <w:sz w:val="21"/>
-        </w:rPr>
-        <w:t>escenarios calculados</w:t>
-      </w:r>
-      <w:r>
-        <w:rPr>
-          <w:b w:val="0"/>
-          <w:i w:val="0"/>
-          <w:color w:val="0B0B0B"/>
-          <w:sz w:val="21"/>
-        </w:rPr>
-        <w:t xml:space="preserve"> sobre la pérdida de referencia del cabezal, no como resultados medidos. No cambian este límite: la tesis no las afirma hasta medirlas en campo.</w:t>
-      </w:r>
-    </w:p>
-    <w:p>
       <w:pPr>
         <w:spacing w:before="120" w:after="120"/>
         <w:pBdr>
@@ -4618,7 +4531,7 @@
                 <w:color w:val="0B0B0B"/>
                 <w:sz w:val="18"/>
               </w:rPr>
-              <w:t>La central descarta latitud y longitud al leer la trama. Es lo declarado en el concurso: «el GPS solo mide la velocidad»; la ubicación de los lotes es dato reservado del productor</w:t>
+              <w:t>La central descarta latitud y longitud al leer la trama: el GPS solo mide la velocidad, y la ubicación de los lotes es dato reservado del productor</w:t>
             </w:r>
           </w:p>
         </w:tc>
@@ -9173,7 +9086,7 @@
                 <w:color w:val="8B2E2E"/>
                 <w:sz w:val="16"/>
               </w:rPr>
-              <w:t>config-ricevi-campo/docs/concurso/</w:t>
+              <w:t>config-ricevi-campo/docs/historico/</w:t>
             </w:r>
           </w:p>
         </w:tc>
@@ -9193,7 +9106,7 @@
                 <w:color w:val="0B0B0B"/>
                 <w:sz w:val="18"/>
               </w:rPr>
-              <w:t>Resumen de la postulación a NEIVA FEST (sin datos personales)</w:t>
+              <w:t>Versiones anteriores de este archivo</w:t>
             </w:r>
           </w:p>
         </w:tc>
@@ -9216,7 +9129,26 @@
                 <w:color w:val="8B2E2E"/>
                 <w:sz w:val="16"/>
               </w:rPr>
-              <w:t>config-ricevi-campo/docs/historico/</w:t>
+              <w:t>PROYECTO/docs/conexiones_nodos_y_central.html</w:t>
+            </w:r>
+            <w:r>
+              <w:rPr>
+                <w:b w:val="0"/>
+                <w:i w:val="0"/>
+                <w:color w:val="0B0B0B"/>
+                <w:sz w:val="18"/>
+              </w:rPr>
+              <w:t xml:space="preserve">, </w:t>
+            </w:r>
+            <w:r>
+              <w:rPr>
+                <w:rFonts w:ascii="Consolas" w:hAnsi="Consolas"/>
+                <w:b w:val="0"/>
+                <w:i w:val="0"/>
+                <w:color w:val="8B2E2E"/>
+                <w:sz w:val="16"/>
+              </w:rPr>
+              <w:t>puesta_en_marcha.html</w:t>
             </w:r>
           </w:p>
         </w:tc>
@@ -9236,7 +9168,92 @@
                 <w:color w:val="0B0B0B"/>
                 <w:sz w:val="18"/>
               </w:rPr>
-              <w:t>Versiones anteriores de este archivo</w:t>
+              <w:t xml:space="preserve">Páginas de cableado y de puesta en mesa (15–21-oct). </w:t>
+            </w:r>
+            <w:r>
+              <w:rPr>
+                <w:b/>
+                <w:i w:val="0"/>
+                <w:color w:val="0B0B0B"/>
+                <w:sz w:val="18"/>
+              </w:rPr>
+              <w:t xml:space="preserve">Todavía muestran </w:t>
+            </w:r>
+            <w:r>
+              <w:rPr>
+                <w:rFonts w:ascii="Consolas" w:hAnsi="Consolas"/>
+                <w:b/>
+                <w:i w:val="0"/>
+                <w:color w:val="8B2E2E"/>
+                <w:sz w:val="16"/>
+              </w:rPr>
+              <w:t>NH02</w:t>
+            </w:r>
+            <w:r>
+              <w:rPr>
+                <w:b w:val="0"/>
+                <w:i w:val="0"/>
+                <w:color w:val="0B0B0B"/>
+                <w:sz w:val="18"/>
+              </w:rPr>
+              <w:t xml:space="preserve">, ahora con un aviso arriba: el cableado de </w:t>
+            </w:r>
+            <w:r>
+              <w:rPr>
+                <w:rFonts w:ascii="Consolas" w:hAnsi="Consolas"/>
+                <w:b w:val="0"/>
+                <w:i w:val="0"/>
+                <w:color w:val="8B2E2E"/>
+                <w:sz w:val="16"/>
+              </w:rPr>
+              <w:t>NH01</w:t>
+            </w:r>
+            <w:r>
+              <w:rPr>
+                <w:b w:val="0"/>
+                <w:i w:val="0"/>
+                <w:color w:val="0B0B0B"/>
+                <w:sz w:val="18"/>
+              </w:rPr>
+              <w:t xml:space="preserve">, </w:t>
+            </w:r>
+            <w:r>
+              <w:rPr>
+                <w:rFonts w:ascii="Consolas" w:hAnsi="Consolas"/>
+                <w:b w:val="0"/>
+                <w:i w:val="0"/>
+                <w:color w:val="8B2E2E"/>
+                <w:sz w:val="16"/>
+              </w:rPr>
+              <w:t>NU01</w:t>
+            </w:r>
+            <w:r>
+              <w:rPr>
+                <w:b w:val="0"/>
+                <w:i w:val="0"/>
+                <w:color w:val="0B0B0B"/>
+                <w:sz w:val="18"/>
+              </w:rPr>
+              <w:t>/</w:t>
+            </w:r>
+            <w:r>
+              <w:rPr>
+                <w:rFonts w:ascii="Consolas" w:hAnsi="Consolas"/>
+                <w:b w:val="0"/>
+                <w:i w:val="0"/>
+                <w:color w:val="8B2E2E"/>
+                <w:sz w:val="16"/>
+              </w:rPr>
+              <w:t>NU02</w:t>
+            </w:r>
+            <w:r>
+              <w:rPr>
+                <w:b w:val="0"/>
+                <w:i w:val="0"/>
+                <w:color w:val="0B0B0B"/>
+                <w:sz w:val="18"/>
+              </w:rPr>
+              <w:t xml:space="preserve"> y cámaras sigue valiendo; lo de la rueda no</w:t>
             </w:r>
           </w:p>
         </w:tc>
@@ -9259,26 +9276,7 @@
                 <w:color w:val="8B2E2E"/>
                 <w:sz w:val="16"/>
               </w:rPr>
-              <w:t>PROYECTO/docs/conexiones_nodos_y_central.html</w:t>
-            </w:r>
-            <w:r>
-              <w:rPr>
-                <w:b w:val="0"/>
-                <w:i w:val="0"/>
-                <w:color w:val="0B0B0B"/>
-                <w:sz w:val="18"/>
-              </w:rPr>
-              <w:t xml:space="preserve">, </w:t>
-            </w:r>
-            <w:r>
-              <w:rPr>
-                <w:rFonts w:ascii="Consolas" w:hAnsi="Consolas"/>
-                <w:b w:val="0"/>
-                <w:i w:val="0"/>
-                <w:color w:val="8B2E2E"/>
-                <w:sz w:val="16"/>
-              </w:rPr>
-              <w:t>puesta_en_marcha.html</w:t>
+              <w:t>prubea-conex/</w:t>
             </w:r>
           </w:p>
         </w:tc>
@@ -9298,92 +9296,7 @@
                 <w:color w:val="0B0B0B"/>
                 <w:sz w:val="18"/>
               </w:rPr>
-              <w:t xml:space="preserve">Páginas de cableado y de puesta en mesa (15–21-oct). </w:t>
-            </w:r>
-            <w:r>
-              <w:rPr>
-                <w:b/>
-                <w:i w:val="0"/>
-                <w:color w:val="0B0B0B"/>
-                <w:sz w:val="18"/>
-              </w:rPr>
-              <w:t xml:space="preserve">Todavía muestran </w:t>
-            </w:r>
-            <w:r>
-              <w:rPr>
-                <w:rFonts w:ascii="Consolas" w:hAnsi="Consolas"/>
-                <w:b/>
-                <w:i w:val="0"/>
-                <w:color w:val="8B2E2E"/>
-                <w:sz w:val="16"/>
-              </w:rPr>
-              <w:t>NH02</w:t>
-            </w:r>
-            <w:r>
-              <w:rPr>
-                <w:b w:val="0"/>
-                <w:i w:val="0"/>
-                <w:color w:val="0B0B0B"/>
-                <w:sz w:val="18"/>
-              </w:rPr>
-              <w:t xml:space="preserve">, ahora con un aviso arriba: el cableado de </w:t>
-            </w:r>
-            <w:r>
-              <w:rPr>
-                <w:rFonts w:ascii="Consolas" w:hAnsi="Consolas"/>
-                <w:b w:val="0"/>
-                <w:i w:val="0"/>
-                <w:color w:val="8B2E2E"/>
-                <w:sz w:val="16"/>
-              </w:rPr>
-              <w:t>NH01</w:t>
-            </w:r>
-            <w:r>
-              <w:rPr>
-                <w:b w:val="0"/>
-                <w:i w:val="0"/>
-                <w:color w:val="0B0B0B"/>
-                <w:sz w:val="18"/>
-              </w:rPr>
-              <w:t xml:space="preserve">, </w:t>
-            </w:r>
-            <w:r>
-              <w:rPr>
-                <w:rFonts w:ascii="Consolas" w:hAnsi="Consolas"/>
-                <w:b w:val="0"/>
-                <w:i w:val="0"/>
-                <w:color w:val="8B2E2E"/>
-                <w:sz w:val="16"/>
-              </w:rPr>
-              <w:t>NU01</w:t>
-            </w:r>
-            <w:r>
-              <w:rPr>
-                <w:b w:val="0"/>
-                <w:i w:val="0"/>
-                <w:color w:val="0B0B0B"/>
-                <w:sz w:val="18"/>
-              </w:rPr>
-              <w:t>/</w:t>
-            </w:r>
-            <w:r>
-              <w:rPr>
-                <w:rFonts w:ascii="Consolas" w:hAnsi="Consolas"/>
-                <w:b w:val="0"/>
-                <w:i w:val="0"/>
-                <w:color w:val="8B2E2E"/>
-                <w:sz w:val="16"/>
-              </w:rPr>
-              <w:t>NU02</w:t>
-            </w:r>
-            <w:r>
-              <w:rPr>
-                <w:b w:val="0"/>
-                <w:i w:val="0"/>
-                <w:color w:val="0B0B0B"/>
-                <w:sz w:val="18"/>
-              </w:rPr>
-              <w:t xml:space="preserve"> y cámaras sigue valiendo; lo de la rueda no</w:t>
+              <w:t>Banco de simulación; sus medidas son de portátil y móviles, no de campo</w:t>
             </w:r>
           </w:p>
         </w:tc>
@@ -9406,7 +9319,7 @@
                 <w:color w:val="8B2E2E"/>
                 <w:sz w:val="16"/>
               </w:rPr>
-              <w:t>prubea-conex/</w:t>
+              <w:t>sistema-arroz-front/</w:t>
             </w:r>
           </w:p>
         </w:tc>
@@ -9426,7 +9339,7 @@
                 <w:color w:val="0B0B0B"/>
                 <w:sz w:val="18"/>
               </w:rPr>
-              <w:t>Banco de simulación; sus medidas son de portátil y móviles, no de campo</w:t>
+              <w:t>Landing informativa (Vercel), ya con GPS y siete nodos</w:t>
             </w:r>
           </w:p>
         </w:tc>
@@ -9449,7 +9362,7 @@
                 <w:color w:val="8B2E2E"/>
                 <w:sz w:val="16"/>
               </w:rPr>
-              <w:t>sistema-arroz-front/</w:t>
+              <w:t>modelos-3d/</w:t>
             </w:r>
           </w:p>
         </w:tc>
@@ -9469,102 +9382,7 @@
                 <w:color w:val="0B0B0B"/>
                 <w:sz w:val="18"/>
               </w:rPr>
-              <w:t>Landing informativa (Vercel), ya con GPS y siete nodos</w:t>
-            </w:r>
-          </w:p>
-        </w:tc>
-      </w:tr>
-      <w:tr>
-        <w:tc>
-          <w:tcPr>
-            <w:tcW w:type="dxa" w:w="4819"/>
-          </w:tcPr>
-          <w:p>
-            <w:pPr>
-              <w:spacing w:after="40" w:before="40"/>
-            </w:pPr>
-            <w:r/>
-            <w:r>
-              <w:rPr>
-                <w:rFonts w:ascii="Consolas" w:hAnsi="Consolas"/>
-                <w:b w:val="0"/>
-                <w:i w:val="0"/>
-                <w:color w:val="8B2E2E"/>
-                <w:sz w:val="16"/>
-              </w:rPr>
-              <w:t>modelos-3d/</w:t>
-            </w:r>
-          </w:p>
-        </w:tc>
-        <w:tc>
-          <w:tcPr>
-            <w:tcW w:type="dxa" w:w="4819"/>
-          </w:tcPr>
-          <w:p>
-            <w:pPr>
-              <w:spacing w:after="40" w:before="40"/>
-            </w:pPr>
-            <w:r/>
-            <w:r>
-              <w:rPr>
-                <w:b w:val="0"/>
-                <w:i w:val="0"/>
-                <w:color w:val="0B0B0B"/>
-                <w:sz w:val="18"/>
-              </w:rPr>
               <w:t>Soporte 3D del nodo de cámara (FreeCAD, borrador)</w:t>
-            </w:r>
-          </w:p>
-        </w:tc>
-      </w:tr>
-      <w:tr>
-        <w:tc>
-          <w:tcPr>
-            <w:tcW w:type="dxa" w:w="4819"/>
-          </w:tcPr>
-          <w:p>
-            <w:pPr>
-              <w:spacing w:after="40" w:before="40"/>
-            </w:pPr>
-            <w:r/>
-            <w:r>
-              <w:rPr>
-                <w:rFonts w:ascii="Consolas" w:hAnsi="Consolas"/>
-                <w:b w:val="0"/>
-                <w:i w:val="0"/>
-                <w:color w:val="8B2E2E"/>
-                <w:sz w:val="16"/>
-              </w:rPr>
-              <w:t>Modalidad de Grado/Concurso/Diligenciados/</w:t>
-            </w:r>
-          </w:p>
-        </w:tc>
-        <w:tc>
-          <w:tcPr>
-            <w:tcW w:type="dxa" w:w="4819"/>
-          </w:tcPr>
-          <w:p>
-            <w:pPr>
-              <w:spacing w:after="40" w:before="40"/>
-            </w:pPr>
-            <w:r/>
-            <w:r>
-              <w:rPr>
-                <w:b w:val="0"/>
-                <w:i w:val="0"/>
-                <w:color w:val="0B0B0B"/>
-                <w:sz w:val="18"/>
-              </w:rPr>
-              <w:t xml:space="preserve">Anexos 2–5 firmados (PDF) y pitch final. </w:t>
-            </w:r>
-            <w:r>
-              <w:rPr>
-                <w:b/>
-                <w:i w:val="0"/>
-                <w:color w:val="0B0B0B"/>
-                <w:sz w:val="18"/>
-              </w:rPr>
-              <w:t>Contienen datos personales: no se suben al repositorio</w:t>
             </w:r>
           </w:p>
         </w:tc>
@@ -9956,206 +9774,6 @@
           <w:sz w:val="21"/>
         </w:rPr>
         <w:t>calendario.</w:t>
-      </w:r>
-    </w:p>
-    <w:p>
-      <w:pPr>
-        <w:spacing w:before="120" w:after="120"/>
-        <w:pBdr>
-          <w:bottom w:val="single" w:sz="4" w:space="1" w:color="D6D5D0"/>
-        </w:pBdr>
-      </w:pPr>
-    </w:p>
-    <w:p>
-      <w:pPr>
-        <w:keepNext/>
-        <w:spacing w:before="320" w:after="120"/>
-        <w:pBdr>
-          <w:bottom w:val="single" w:sz="6" w:space="4" w:color="C7D2E4"/>
-        </w:pBdr>
-      </w:pPr>
-      <w:r>
-        <w:rPr>
-          <w:b/>
-          <w:i w:val="0"/>
-          <w:color w:val="1D4ED8"/>
-          <w:sz w:val="30"/>
-        </w:rPr>
-        <w:t>10. Concurso NEIVA FEST · Reto Innova 2026</w:t>
-      </w:r>
-    </w:p>
-    <w:p>
-      <w:r>
-        <w:rPr>
-          <w:b w:val="0"/>
-          <w:i w:val="0"/>
-          <w:color w:val="0B0B0B"/>
-          <w:sz w:val="21"/>
-        </w:rPr>
-        <w:t xml:space="preserve">Postulación del 22 de octubre de 2026 a la Convocatoria Pública 001 de 2026 de la Fundación Es Entre Todos, ámbito económico. Iniciativa: </w:t>
-      </w:r>
-      <w:r>
-        <w:rPr>
-          <w:b/>
-          <w:i w:val="0"/>
-          <w:color w:val="0B0B0B"/>
-          <w:sz w:val="21"/>
-        </w:rPr>
-        <w:t>«RiceVi: diagnóstico con visión artificial del corte de la cosecha mecanizada de arroz»</w:t>
-      </w:r>
-      <w:r>
-        <w:rPr>
-          <w:b w:val="0"/>
-          <w:i w:val="0"/>
-          <w:color w:val="0B0B0B"/>
-          <w:sz w:val="21"/>
-        </w:rPr>
-        <w:t>. Representante: Ferley Medina Rojas (asesor). Desarrolladores: Cesar Camilo Hoyos Diaz y Alvaro Julian Delgado Mena (USCO, 9.º semestre).</w:t>
-      </w:r>
-    </w:p>
-    <w:p>
-      <w:r>
-        <w:rPr>
-          <w:b w:val="0"/>
-          <w:i w:val="0"/>
-          <w:color w:val="0B0B0B"/>
-          <w:sz w:val="21"/>
-        </w:rPr>
-        <w:t xml:space="preserve">Resumen, cifras con sus fuentes, cronograma y plan del incentivo en </w:t>
-      </w:r>
-      <w:r>
-        <w:rPr>
-          <w:rFonts w:ascii="Consolas" w:hAnsi="Consolas"/>
-          <w:b/>
-          <w:i w:val="0"/>
-          <w:color w:val="8B2E2E"/>
-          <w:sz w:val="19"/>
-        </w:rPr>
-        <w:t>docs/concurso/README.md</w:t>
-      </w:r>
-      <w:r>
-        <w:rPr>
-          <w:b w:val="0"/>
-          <w:i w:val="0"/>
-          <w:color w:val="0B0B0B"/>
-          <w:sz w:val="21"/>
-        </w:rPr>
-        <w:t>. Lo que condiciona al proyecto:</w:t>
-      </w:r>
-    </w:p>
-    <w:p>
-      <w:pPr>
-        <w:spacing w:after="40"/>
-        <w:ind w:left="340"/>
-      </w:pPr>
-      <w:r>
-        <w:rPr>
-          <w:color w:val="52514E"/>
-          <w:sz w:val="21"/>
-        </w:rPr>
-        <w:t xml:space="preserve">•  </w:t>
-      </w:r>
-      <w:r>
-        <w:rPr>
-          <w:b/>
-          <w:i w:val="0"/>
-          <w:color w:val="0B0B0B"/>
-          <w:sz w:val="21"/>
-        </w:rPr>
-        <w:t>Compromisos públicos:</w:t>
-      </w:r>
-      <w:r>
-        <w:rPr>
-          <w:b w:val="0"/>
-          <w:i w:val="0"/>
-          <w:color w:val="0B0B0B"/>
-          <w:sz w:val="21"/>
-        </w:rPr>
-        <w:t xml:space="preserve"> el GPS solo mide la velocidad (C35); el sistema no se conecta a la máquina (C26);</w:t>
-      </w:r>
-    </w:p>
-    <w:p>
-      <w:r>
-        <w:rPr>
-          <w:b w:val="0"/>
-          <w:i w:val="0"/>
-          <w:color w:val="0B0B0B"/>
-          <w:sz w:val="21"/>
-        </w:rPr>
-        <w:t>sin modelo no se muestra un número (C16); el dataset se divide por jornada (C29).</w:t>
-      </w:r>
-    </w:p>
-    <w:p>
-      <w:pPr>
-        <w:spacing w:after="40"/>
-        <w:ind w:left="340"/>
-      </w:pPr>
-      <w:r>
-        <w:rPr>
-          <w:color w:val="52514E"/>
-          <w:sz w:val="21"/>
-        </w:rPr>
-        <w:t xml:space="preserve">•  </w:t>
-      </w:r>
-      <w:r>
-        <w:rPr>
-          <w:b/>
-          <w:i w:val="0"/>
-          <w:color w:val="0B0B0B"/>
-          <w:sz w:val="21"/>
-        </w:rPr>
-        <w:t>Cronograma comprometido:</w:t>
-      </w:r>
-      <w:r>
-        <w:rPr>
-          <w:b w:val="0"/>
-          <w:i w:val="0"/>
-          <w:color w:val="0B0B0B"/>
-          <w:sz w:val="21"/>
-        </w:rPr>
-        <w:t xml:space="preserve"> montaje hasta mediados de noviembre de 2026 → captura hasta diciembre →</w:t>
-      </w:r>
-    </w:p>
-    <w:p>
-      <w:r>
-        <w:rPr>
-          <w:b w:val="0"/>
-          <w:i w:val="0"/>
-          <w:color w:val="0B0B0B"/>
-          <w:sz w:val="21"/>
-        </w:rPr>
-        <w:t>etiquetado y entrenamiento noviembre–enero → primeras salidas con modelos enero–febrero de 2027.</w:t>
-      </w:r>
-    </w:p>
-    <w:p>
-      <w:pPr>
-        <w:spacing w:after="40"/>
-        <w:ind w:left="340"/>
-      </w:pPr>
-      <w:r>
-        <w:rPr>
-          <w:color w:val="52514E"/>
-          <w:sz w:val="21"/>
-        </w:rPr>
-        <w:t xml:space="preserve">•  </w:t>
-      </w:r>
-      <w:r>
-        <w:rPr>
-          <w:b/>
-          <w:i w:val="0"/>
-          <w:color w:val="0B0B0B"/>
-          <w:sz w:val="21"/>
-        </w:rPr>
-        <w:t>El anexo 2 cita 40 comprobaciones automáticas;</w:t>
-      </w:r>
-      <w:r>
-        <w:rPr>
-          <w:b w:val="0"/>
-          <w:i w:val="0"/>
-          <w:color w:val="0B0B0B"/>
-          <w:sz w:val="21"/>
-        </w:rPr>
-        <w:t xml:space="preserve"> con el GPS hoy son 50.</w:t>
       </w:r>
     </w:p>
     <w:sectPr>

--- a/docs/entregables/00_ESTADO_ACTUAL_PROYECTO.docx
+++ b/docs/entregables/00_ESTADO_ACTUAL_PROYECTO.docx
@@ -9254,49 +9254,6 @@
                 <w:sz w:val="18"/>
               </w:rPr>
               <w:t xml:space="preserve"> y cámaras sigue valiendo; lo de la rueda no</w:t>
-            </w:r>
-          </w:p>
-        </w:tc>
-      </w:tr>
-      <w:tr>
-        <w:tc>
-          <w:tcPr>
-            <w:tcW w:type="dxa" w:w="4819"/>
-          </w:tcPr>
-          <w:p>
-            <w:pPr>
-              <w:spacing w:after="40" w:before="40"/>
-            </w:pPr>
-            <w:r/>
-            <w:r>
-              <w:rPr>
-                <w:rFonts w:ascii="Consolas" w:hAnsi="Consolas"/>
-                <w:b w:val="0"/>
-                <w:i w:val="0"/>
-                <w:color w:val="8B2E2E"/>
-                <w:sz w:val="16"/>
-              </w:rPr>
-              <w:t>prubea-conex/</w:t>
-            </w:r>
-          </w:p>
-        </w:tc>
-        <w:tc>
-          <w:tcPr>
-            <w:tcW w:type="dxa" w:w="4819"/>
-          </w:tcPr>
-          <w:p>
-            <w:pPr>
-              <w:spacing w:after="40" w:before="40"/>
-            </w:pPr>
-            <w:r/>
-            <w:r>
-              <w:rPr>
-                <w:b w:val="0"/>
-                <w:i w:val="0"/>
-                <w:color w:val="0B0B0B"/>
-                <w:sz w:val="18"/>
-              </w:rPr>
-              <w:t>Banco de simulación; sus medidas son de portátil y móviles, no de campo</w:t>
             </w:r>
           </w:p>
         </w:tc>

--- a/docs/entregables/00_ESTADO_ACTUAL_PROYECTO.docx
+++ b/docs/entregables/00_ESTADO_ACTUAL_PROYECTO.docx
@@ -37,7 +37,7 @@
           <w:color w:val="0B0B0B"/>
           <w:sz w:val="21"/>
         </w:rPr>
-        <w:t xml:space="preserve"> 23 de octubre de 2026 </w:t>
+        <w:t xml:space="preserve"> 24 de octubre de 2026 </w:t>
       </w:r>
       <w:r>
         <w:rPr>
@@ -440,6 +440,103 @@
     </w:p>
     <w:p>
       <w:pPr>
+        <w:spacing w:after="40"/>
+        <w:ind w:left="340"/>
+      </w:pPr>
+      <w:r>
+        <w:rPr>
+          <w:color w:val="52514E"/>
+          <w:sz w:val="21"/>
+        </w:rPr>
+        <w:t xml:space="preserve">4.  </w:t>
+      </w:r>
+      <w:r>
+        <w:rPr>
+          <w:b/>
+          <w:i w:val="0"/>
+          <w:color w:val="0B0B0B"/>
+          <w:sz w:val="21"/>
+        </w:rPr>
+        <w:t>Primera prueba del GPS (24-oct).</w:t>
+      </w:r>
+      <w:r>
+        <w:rPr>
+          <w:b w:val="0"/>
+          <w:i w:val="0"/>
+          <w:color w:val="0B0B0B"/>
+          <w:sz w:val="21"/>
+        </w:rPr>
+        <w:t xml:space="preserve"> El VK-162 ya está en la Pi: la central lo encuentra sola y da</w:t>
+      </w:r>
+    </w:p>
+    <w:p>
+      <w:r>
+        <w:rPr>
+          <w:b w:val="0"/>
+          <w:i w:val="0"/>
+          <w:color w:val="0B0B0B"/>
+          <w:sz w:val="21"/>
+        </w:rPr>
+        <w:t xml:space="preserve">solución al aire libre. Cierra </w:t>
+      </w:r>
+      <w:r>
+        <w:rPr>
+          <w:b/>
+          <w:i w:val="0"/>
+          <w:color w:val="0B0B0B"/>
+          <w:sz w:val="21"/>
+        </w:rPr>
+        <w:t>T4</w:t>
+      </w:r>
+      <w:r>
+        <w:rPr>
+          <w:b w:val="0"/>
+          <w:i w:val="0"/>
+          <w:color w:val="0B0B0B"/>
+          <w:sz w:val="21"/>
+        </w:rPr>
+        <w:t xml:space="preserve">; los resultados están en §7-A9. Ese día se corrigió también la numeración de sesiones, que sin cámaras repetía el </w:t>
+      </w:r>
+      <w:r>
+        <w:rPr>
+          <w:rFonts w:ascii="Consolas" w:hAnsi="Consolas"/>
+          <w:b w:val="0"/>
+          <w:i w:val="0"/>
+          <w:color w:val="8B2E2E"/>
+          <w:sz w:val="19"/>
+        </w:rPr>
+        <w:t>session_id</w:t>
+      </w:r>
+      <w:r>
+        <w:rPr>
+          <w:b w:val="0"/>
+          <w:i w:val="0"/>
+          <w:color w:val="0B0B0B"/>
+          <w:sz w:val="21"/>
+        </w:rPr>
+        <w:t xml:space="preserve"> en cada reinicio. La sesión </w:t>
+      </w:r>
+      <w:r>
+        <w:rPr>
+          <w:b/>
+          <w:i w:val="0"/>
+          <w:color w:val="0B0B0B"/>
+          <w:sz w:val="21"/>
+        </w:rPr>
+        <w:t>R007</w:t>
+      </w:r>
+      <w:r>
+        <w:rPr>
+          <w:b w:val="0"/>
+          <w:i w:val="0"/>
+          <w:color w:val="0B0B0B"/>
+          <w:sz w:val="21"/>
+        </w:rPr>
+        <w:t xml:space="preserve"> de la mesa mezcla varias corridas y no debe usarse.</w:t>
+      </w:r>
+    </w:p>
+    <w:p>
+      <w:pPr>
         <w:spacing w:before="120" w:after="120"/>
         <w:pBdr>
           <w:bottom w:val="single" w:sz="4" w:space="1" w:color="D6D5D0"/>
@@ -6400,116 +6497,6 @@
                 <w:color w:val="0B0B0B"/>
                 <w:sz w:val="18"/>
               </w:rPr>
-              <w:t>T4</w:t>
-            </w:r>
-          </w:p>
-        </w:tc>
-        <w:tc>
-          <w:tcPr>
-            <w:tcW w:type="dxa" w:w="2409"/>
-          </w:tcPr>
-          <w:p>
-            <w:pPr>
-              <w:spacing w:after="40" w:before="40"/>
-            </w:pPr>
-            <w:r/>
-            <w:r>
-              <w:rPr>
-                <w:b/>
-                <w:i w:val="0"/>
-                <w:color w:val="0B0B0B"/>
-                <w:sz w:val="18"/>
-              </w:rPr>
-              <w:t>Comprar y probar el GPS VK-162</w:t>
-            </w:r>
-          </w:p>
-        </w:tc>
-        <w:tc>
-          <w:tcPr>
-            <w:tcW w:type="dxa" w:w="2409"/>
-          </w:tcPr>
-          <w:p>
-            <w:pPr>
-              <w:spacing w:after="40" w:before="40"/>
-            </w:pPr>
-            <w:r/>
-            <w:r>
-              <w:rPr>
-                <w:b w:val="0"/>
-                <w:i w:val="0"/>
-                <w:color w:val="0B0B0B"/>
-                <w:sz w:val="18"/>
-              </w:rPr>
-              <w:t xml:space="preserve">Decidido (C34); compra </w:t>
-            </w:r>
-            <w:r>
-              <w:rPr>
-                <w:b/>
-                <w:i w:val="0"/>
-                <w:color w:val="0B0B0B"/>
-                <w:sz w:val="18"/>
-              </w:rPr>
-              <w:t>por confirmar</w:t>
-            </w:r>
-          </w:p>
-        </w:tc>
-        <w:tc>
-          <w:tcPr>
-            <w:tcW w:type="dxa" w:w="2409"/>
-          </w:tcPr>
-          <w:p>
-            <w:pPr>
-              <w:spacing w:after="40" w:before="40"/>
-            </w:pPr>
-            <w:r/>
-            <w:r>
-              <w:rPr>
-                <w:b w:val="0"/>
-                <w:i w:val="0"/>
-                <w:color w:val="0B0B0B"/>
-                <w:sz w:val="18"/>
-              </w:rPr>
-              <w:t xml:space="preserve">Conectarlo a la Pi, </w:t>
-            </w:r>
-            <w:r>
-              <w:rPr>
-                <w:rFonts w:ascii="Consolas" w:hAnsi="Consolas"/>
-                <w:b w:val="0"/>
-                <w:i w:val="0"/>
-                <w:color w:val="8B2E2E"/>
-                <w:sz w:val="16"/>
-              </w:rPr>
-              <w:t>instalar_pi.sh</w:t>
-            </w:r>
-            <w:r>
-              <w:rPr>
-                <w:b w:val="0"/>
-                <w:i w:val="0"/>
-                <w:color w:val="0B0B0B"/>
-                <w:sz w:val="18"/>
-              </w:rPr>
-              <w:t xml:space="preserve"> paso 5/8, solución al aire libre y fila GPS en verde en el HMI</w:t>
-            </w:r>
-          </w:p>
-        </w:tc>
-      </w:tr>
-      <w:tr>
-        <w:tc>
-          <w:tcPr>
-            <w:tcW w:type="dxa" w:w="2409"/>
-          </w:tcPr>
-          <w:p>
-            <w:pPr>
-              <w:spacing w:after="40" w:before="40"/>
-            </w:pPr>
-            <w:r/>
-            <w:r>
-              <w:rPr>
-                <w:b/>
-                <w:i w:val="0"/>
-                <w:color w:val="0B0B0B"/>
-                <w:sz w:val="18"/>
-              </w:rPr>
               <w:t>T5</w:t>
             </w:r>
           </w:p>
@@ -7037,7 +7024,7 @@
           <w:color w:val="0B0B0B"/>
           <w:sz w:val="21"/>
         </w:rPr>
-        <w:t>Resueltas o sin objeto: X2–X10; D4, D5, D9 (C28–C30); D10b + D11 (C40); H5 y A4, por C34.</w:t>
+        <w:t>Resueltas o sin objeto: X2–X10; D4, D5, D9 (C28–C30); D10b + D11 (C40); H5 y A4, por C34; T4, el GPS comprado y probado en la Pi (24-oct).</w:t>
       </w:r>
     </w:p>
     <w:p>
@@ -8648,6 +8635,48 @@
     </w:p>
     <w:p>
       <w:pPr>
+        <w:spacing w:after="40"/>
+        <w:ind w:left="340"/>
+      </w:pPr>
+      <w:r>
+        <w:rPr>
+          <w:color w:val="52514E"/>
+          <w:sz w:val="21"/>
+        </w:rPr>
+        <w:t xml:space="preserve">5.  </w:t>
+      </w:r>
+      <w:r>
+        <w:rPr>
+          <w:b/>
+          <w:i w:val="0"/>
+          <w:color w:val="0B0B0B"/>
+          <w:sz w:val="21"/>
+        </w:rPr>
+        <w:t>Primera prueba (24-oct), en mesa y al aire libre.</w:t>
+      </w:r>
+      <w:r>
+        <w:rPr>
+          <w:b w:val="0"/>
+          <w:i w:val="0"/>
+          <w:color w:val="0B0B0B"/>
+          <w:sz w:val="21"/>
+        </w:rPr>
+        <w:t xml:space="preserve"> Solución desde el primer minuto, una por segundo,</w:t>
+      </w:r>
+    </w:p>
+    <w:p>
+      <w:r>
+        <w:rPr>
+          <w:b w:val="0"/>
+          <w:i w:val="0"/>
+          <w:color w:val="0B0B0B"/>
+          <w:sz w:val="21"/>
+        </w:rPr>
+        <w:t>con solo 5 satélites y HDOP 2,6, que pasaron a 6 y 1,9 en unos diez minutos. Sin mover la antena a propósito, la cruda tuvo media de 0,07 m/s y picos de 0,47 m/s, y 4 de 311 filtradas pasaron el umbral de reposo (0,22–0,30 m/s). Al moverla a mano marcó picos de 0,86 m/s. Antes de tocar el umbral o la ventana hay que repetir la medida con la antena plana, lejos de la Pi y con ocho o más satélites (02 §3.4).</w:t>
+      </w:r>
+    </w:p>
+    <w:p>
+      <w:pPr>
         <w:keepNext/>
         <w:spacing w:before="200" w:after="120"/>
       </w:pPr>
@@ -8996,7 +9025,7 @@
                 <w:color w:val="0B0B0B"/>
                 <w:sz w:val="18"/>
               </w:rPr>
-              <w:t xml:space="preserve"> (23-oct). </w:t>
+              <w:t xml:space="preserve"> (23-oct, revisada el 24). </w:t>
             </w:r>
             <w:r>
               <w:rPr>
@@ -9518,19 +9547,10 @@
           <w:color w:val="0B0B0B"/>
           <w:sz w:val="21"/>
         </w:rPr>
-        <w:t xml:space="preserve"> GPS en la Pi (T4), LED de tolva en el firmware (T1), divisores</w:t>
+        <w:t xml:space="preserve"> LED de tolva en el firmware (T1), divisores de batería (T2),</w:t>
       </w:r>
     </w:p>
     <w:p>
-      <w:r>
-        <w:rPr>
-          <w:b w:val="0"/>
-          <w:i w:val="0"/>
-          <w:color w:val="0B0B0B"/>
-          <w:sz w:val="21"/>
-        </w:rPr>
-        <w:t xml:space="preserve">de batería (T2), </w:t>
-      </w:r>
       <w:r>
         <w:rPr>
           <w:rFonts w:ascii="Consolas" w:hAnsi="Consolas"/>
@@ -9567,7 +9587,7 @@
           <w:color w:val="0B0B0B"/>
           <w:sz w:val="21"/>
         </w:rPr>
-        <w:t xml:space="preserve"> provisionados (T3) y los siete nodos en placa perforada. Cerrar con </w:t>
+        <w:t xml:space="preserve"> provisionados (T3), los siete nodos en placa perforada y una segunda medida del GPS en reposo con la antena en su sitio (§7-A9). Cerrar con </w:t>
       </w:r>
       <w:r>
         <w:rPr>
@@ -9586,7 +9606,7 @@
           <w:color w:val="0B0B0B"/>
           <w:sz w:val="21"/>
         </w:rPr>
-        <w:t xml:space="preserve"> (50/50) y </w:t>
+        <w:t xml:space="preserve"> (52/52) y </w:t>
       </w:r>
       <w:r>
         <w:rPr>
